--- a/en/discovery-articles/3.6 Airplane.docx
+++ b/en/discovery-articles/3.6 Airplane.docx
@@ -14,7 +14,7 @@
           <w:color w:val="004E8C"/>
           <w:sz w:val="44"/>
         </w:rPr>
-        <w:t>3.6 Airplane</w:t>
+        <w:t>3.6 Aeroplane</w:t>
       </w:r>
     </w:p>
     <w:p>
@@ -57,7 +57,7 @@
           <w:i w:val="0"/>
           <w:sz w:val="22"/>
         </w:rPr>
-        <w:t>An airplane is a heavier-than-air craft that flies by moving wings through the air to create lift. The Wright brothers' 1903 flights showed that controlled, powered flight was possible.</w:t>
+        <w:t>An aeroplane (also called an airplane) is a heavier-than-air craft that flies by moving wings through the air to create lift. The Wright brothers' 1903 flights showed that controlled, powered flight was possible.</w:t>
       </w:r>
     </w:p>
     <w:p>
@@ -171,7 +171,7 @@
           <w:i w:val="0"/>
           <w:sz w:val="22"/>
         </w:rPr>
-        <w:t>An airplane stays up because air moving over a wing creates lift — an upward force — while an engine overcomes drag. It is heavier than air, unlike a balloon. Control means the pilot can roll, pitch, and yaw: tilt, climb or dive, and turn. Without control, a hop is not yet useful flight. Think of learning to ride a bicycle: balance and steering matter as much as pedalling. The invention is as much a steering system as a pair of wings.</w:t>
+        <w:t>An aeroplane stays up because air moving over a wing creates lift — an upward force — while an engine overcomes drag. It is heavier than air, unlike a balloon. Control means the pilot can roll, pitch, and yaw: tilt, climb or dive, and turn. Without control, a hop is not yet useful flight. Think of learning to ride a bicycle: balance and steering matter as much as pedalling. The invention is as much a steering system as a pair of wings.</w:t>
       </w:r>
     </w:p>
     <w:p>
@@ -258,7 +258,7 @@
           <w:i w:val="0"/>
           <w:sz w:val="22"/>
         </w:rPr>
-        <w:t>Flight forced a new science of aerodynamics: how air flows, stalls, and creates turbulence. Instruments, radio, and later pressurised cabins made the sky a workplace. The airplane proved that a well-tested theory of lift and control could beat folklore. It also created crash investigation as a way to learn in public.</w:t>
+        <w:t>Flight forced a new science of aerodynamics: how air flows, stalls, and creates turbulence. Instruments, radio, and later pressurised cabins made the sky a workplace. The aeroplane proved that a well-tested theory of lift and control could beat folklore. It also created crash investigation as a way to learn in public.</w:t>
       </w:r>
     </w:p>
     <w:p>

--- a/en/discovery-articles/3.6 Airplane.docx
+++ b/en/discovery-articles/3.6 Airplane.docx
@@ -346,7 +346,7 @@
           <w:color w:val="004E8C"/>
           <w:sz w:val="24"/>
         </w:rPr>
-        <w:t>C. Institutional and encyclopedic sources</w:t>
+        <w:t>Institutional and encyclopedic sources</w:t>
       </w:r>
     </w:p>
     <w:p>
@@ -427,7 +427,7 @@
           <w:color w:val="004E8C"/>
           <w:sz w:val="24"/>
         </w:rPr>
-        <w:t>D. Museum, archive, and library resources</w:t>
+        <w:t>Museum, archive, and library resources</w:t>
       </w:r>
     </w:p>
     <w:p>
@@ -508,7 +508,7 @@
           <w:color w:val="004E8C"/>
           <w:sz w:val="24"/>
         </w:rPr>
-        <w:t>G. Space agencies, laboratories, and scientific organisations</w:t>
+        <w:t>Space agencies, laboratories, and scientific organisations</w:t>
       </w:r>
     </w:p>
     <w:p>
